--- a/documents/samples/ceh1_tz.docx
+++ b/documents/samples/ceh1_tz.docx
@@ -234,7 +234,7 @@
         <w:rPr>
           <w:sz w:val="28"/>
         </w:rPr>
-        <w:t>Бородин А.В.</w:t>
+        <w:t>«ФИО»</w:t>
       </w:r>
     </w:p>
     <w:p>
@@ -255,7 +255,7 @@
         <w:rPr>
           <w:sz w:val="28"/>
         </w:rPr>
-        <w:t>Специалист автоматизированных систем маркировки</w:t>
+        <w:t>«ДОЛЖНОСТЬ»</w:t>
       </w:r>
     </w:p>
     <w:p>
@@ -455,13 +455,67 @@
         <w:rPr>
           <w:sz w:val="28"/>
         </w:rPr>
-        <w:t>Специалист автоматизированных систем маркировки</w:t>
-      </w:r>
-      <w:r>
-        <w:rPr>
-          <w:sz w:val="28"/>
-        </w:rPr>
-        <w:t xml:space="preserve">          </w:t>
+        <w:t>«ДОЛЖНОСТЬ»</w:t>
+      </w:r>
+      <w:r>
+        <w:rPr>
+          <w:sz w:val="28"/>
+        </w:rPr>
+        <w:tab/>
+      </w:r>
+      <w:r>
+        <w:rPr>
+          <w:sz w:val="28"/>
+        </w:rPr>
+        <w:tab/>
+      </w:r>
+      <w:r>
+        <w:rPr>
+          <w:sz w:val="28"/>
+        </w:rPr>
+        <w:tab/>
+      </w:r>
+      <w:r>
+        <w:rPr>
+          <w:sz w:val="28"/>
+        </w:rPr>
+        <w:tab/>
+      </w:r>
+      <w:r>
+        <w:rPr>
+          <w:sz w:val="28"/>
+        </w:rPr>
+        <w:tab/>
+      </w:r>
+      <w:r>
+        <w:rPr>
+          <w:sz w:val="28"/>
+        </w:rPr>
+        <w:tab/>
+      </w:r>
+      <w:r>
+        <w:rPr>
+          <w:sz w:val="28"/>
+        </w:rPr>
+        <w:tab/>
+      </w:r>
+      <w:r>
+        <w:rPr>
+          <w:sz w:val="28"/>
+        </w:rPr>
+        <w:t xml:space="preserve">        </w:t>
+      </w:r>
+      <w:r>
+        <w:rPr>
+          <w:sz w:val="28"/>
+        </w:rPr>
+        <w:t xml:space="preserve">         </w:t>
+      </w:r>
+      <w:r>
+        <w:rPr>
+          <w:sz w:val="28"/>
+        </w:rPr>
+        <w:t xml:space="preserve">  </w:t>
       </w:r>
       <w:r>
         <w:rPr>
@@ -475,7 +529,7 @@
           <w:sz w:val="28"/>
           <w:szCs w:val="28"/>
         </w:rPr>
-        <w:t>Бородин А.В.</w:t>
+        <w:t>«ФИО»</w:t>
       </w:r>
     </w:p>
     <w:p>
@@ -483,6 +537,9 @@
         <w:pStyle w:val="Standard"/>
         <w:jc w:val="right"/>
       </w:pPr>
+      <w:r>
+        <w:t xml:space="preserve"> </w:t>
+      </w:r>
       <w:r>
         <w:t xml:space="preserve">         </w:t>
       </w:r>
@@ -616,7 +673,27 @@
         <w:sz w:val="16"/>
         <w:szCs w:val="16"/>
       </w:rPr>
-      <w:t>Россия, 394016, г.Воронеж, ул. 45-ой Стрелковой Дивизии, 259</w:t>
+      <w:t xml:space="preserve">Россия, 394016, </w:t>
+    </w:r>
+    <w:proofErr w:type="spellStart"/>
+    <w:r>
+      <w:rPr>
+        <w:rFonts w:ascii="Arial" w:hAnsi="Arial" w:cs="Arial"/>
+        <w:spacing w:val="20"/>
+        <w:sz w:val="16"/>
+        <w:szCs w:val="16"/>
+      </w:rPr>
+      <w:t>г.Воронеж</w:t>
+    </w:r>
+    <w:proofErr w:type="spellEnd"/>
+    <w:r>
+      <w:rPr>
+        <w:rFonts w:ascii="Arial" w:hAnsi="Arial" w:cs="Arial"/>
+        <w:spacing w:val="20"/>
+        <w:sz w:val="16"/>
+        <w:szCs w:val="16"/>
+      </w:rPr>
+      <w:t>, ул. 45-ой Стрелковой Дивизии, 259</w:t>
     </w:r>
   </w:p>
   <w:p>
@@ -795,6 +872,7 @@
       </w:rPr>
       <w:t xml:space="preserve"> </w:t>
     </w:r>
+    <w:proofErr w:type="gramStart"/>
     <w:r>
       <w:rPr>
         <w:rFonts w:ascii="Arial" w:hAnsi="Arial" w:cs="Arial"/>
@@ -811,7 +889,17 @@
         <w:sz w:val="16"/>
         <w:szCs w:val="16"/>
       </w:rPr>
-      <w:t xml:space="preserve"> продаж (473</w:t>
+      <w:t xml:space="preserve"> продаж</w:t>
+    </w:r>
+    <w:proofErr w:type="gramEnd"/>
+    <w:r>
+      <w:rPr>
+        <w:rFonts w:ascii="Arial" w:hAnsi="Arial" w:cs="Arial"/>
+        <w:spacing w:val="20"/>
+        <w:sz w:val="16"/>
+        <w:szCs w:val="16"/>
+      </w:rPr>
+      <w:t xml:space="preserve"> (473</w:t>
     </w:r>
     <w:r>
       <w:rPr>
@@ -1537,7 +1625,51 @@
     <w:lsdException w:name="Subtitle" w:qFormat="1"/>
     <w:lsdException w:name="Strong" w:qFormat="1"/>
     <w:lsdException w:name="Emphasis" w:qFormat="1"/>
+    <w:lsdException w:name="Normal Table" w:semiHidden="1" w:unhideWhenUsed="1"/>
+    <w:lsdException w:name="Table Simple 1" w:semiHidden="1" w:unhideWhenUsed="1"/>
+    <w:lsdException w:name="Table Simple 2" w:semiHidden="1" w:unhideWhenUsed="1"/>
+    <w:lsdException w:name="Table Simple 3" w:semiHidden="1" w:unhideWhenUsed="1"/>
+    <w:lsdException w:name="Table Classic 1" w:semiHidden="1" w:unhideWhenUsed="1"/>
+    <w:lsdException w:name="Table Classic 2" w:semiHidden="1" w:unhideWhenUsed="1"/>
+    <w:lsdException w:name="Table Classic 3" w:semiHidden="1" w:unhideWhenUsed="1"/>
+    <w:lsdException w:name="Table Classic 4" w:semiHidden="1" w:unhideWhenUsed="1"/>
+    <w:lsdException w:name="Table Colorful 1" w:semiHidden="1" w:unhideWhenUsed="1"/>
+    <w:lsdException w:name="Table Colorful 2" w:semiHidden="1" w:unhideWhenUsed="1"/>
+    <w:lsdException w:name="Table Colorful 3" w:semiHidden="1" w:unhideWhenUsed="1"/>
+    <w:lsdException w:name="Table Columns 1" w:semiHidden="1" w:unhideWhenUsed="1"/>
+    <w:lsdException w:name="Table Columns 2" w:semiHidden="1" w:unhideWhenUsed="1"/>
+    <w:lsdException w:name="Table Columns 3" w:semiHidden="1" w:unhideWhenUsed="1"/>
+    <w:lsdException w:name="Table Columns 4" w:semiHidden="1" w:unhideWhenUsed="1"/>
+    <w:lsdException w:name="Table Columns 5" w:semiHidden="1" w:unhideWhenUsed="1"/>
+    <w:lsdException w:name="Table Grid 1" w:semiHidden="1" w:unhideWhenUsed="1"/>
+    <w:lsdException w:name="Table Grid 2" w:semiHidden="1" w:unhideWhenUsed="1"/>
+    <w:lsdException w:name="Table Grid 3" w:semiHidden="1" w:unhideWhenUsed="1"/>
+    <w:lsdException w:name="Table Grid 4" w:semiHidden="1" w:unhideWhenUsed="1"/>
+    <w:lsdException w:name="Table Grid 5" w:semiHidden="1" w:unhideWhenUsed="1"/>
+    <w:lsdException w:name="Table Grid 6" w:semiHidden="1" w:unhideWhenUsed="1"/>
+    <w:lsdException w:name="Table Grid 7" w:semiHidden="1" w:unhideWhenUsed="1"/>
+    <w:lsdException w:name="Table Grid 8" w:semiHidden="1" w:unhideWhenUsed="1"/>
+    <w:lsdException w:name="Table List 1" w:semiHidden="1" w:unhideWhenUsed="1"/>
+    <w:lsdException w:name="Table List 2" w:semiHidden="1" w:unhideWhenUsed="1"/>
+    <w:lsdException w:name="Table List 3" w:semiHidden="1" w:unhideWhenUsed="1"/>
+    <w:lsdException w:name="Table List 4" w:semiHidden="1" w:unhideWhenUsed="1"/>
+    <w:lsdException w:name="Table List 5" w:semiHidden="1" w:unhideWhenUsed="1"/>
+    <w:lsdException w:name="Table List 6" w:semiHidden="1" w:unhideWhenUsed="1"/>
+    <w:lsdException w:name="Table List 7" w:semiHidden="1" w:unhideWhenUsed="1"/>
+    <w:lsdException w:name="Table List 8" w:semiHidden="1" w:unhideWhenUsed="1"/>
+    <w:lsdException w:name="Table 3D effects 1" w:semiHidden="1" w:unhideWhenUsed="1"/>
+    <w:lsdException w:name="Table 3D effects 2" w:semiHidden="1" w:unhideWhenUsed="1"/>
+    <w:lsdException w:name="Table 3D effects 3" w:semiHidden="1" w:unhideWhenUsed="1"/>
+    <w:lsdException w:name="Table Contemporary" w:semiHidden="1" w:unhideWhenUsed="1"/>
+    <w:lsdException w:name="Table Elegant" w:semiHidden="1" w:unhideWhenUsed="1"/>
+    <w:lsdException w:name="Table Professional" w:semiHidden="1" w:unhideWhenUsed="1"/>
+    <w:lsdException w:name="Table Subtle 1" w:semiHidden="1" w:unhideWhenUsed="1"/>
+    <w:lsdException w:name="Table Subtle 2" w:semiHidden="1" w:unhideWhenUsed="1"/>
+    <w:lsdException w:name="Table Web 1" w:semiHidden="1" w:unhideWhenUsed="1"/>
+    <w:lsdException w:name="Table Web 2" w:semiHidden="1" w:unhideWhenUsed="1"/>
+    <w:lsdException w:name="Table Web 3" w:semiHidden="1" w:unhideWhenUsed="1"/>
     <w:lsdException w:name="Table Grid" w:uiPriority="39"/>
+    <w:lsdException w:name="Table Theme" w:semiHidden="1" w:unhideWhenUsed="1"/>
     <w:lsdException w:name="Placeholder Text" w:semiHidden="1" w:uiPriority="99"/>
     <w:lsdException w:name="No Spacing" w:uiPriority="1" w:qFormat="1"/>
     <w:lsdException w:name="Light Shading" w:uiPriority="60"/>
@@ -1770,11 +1902,15 @@
   </w:style>
   <w:style w:type="character" w:default="1" w:styleId="a0">
     <w:name w:val="Default Paragraph Font"/>
+    <w:uiPriority w:val="1"/>
     <w:semiHidden/>
+    <w:unhideWhenUsed/>
   </w:style>
   <w:style w:type="table" w:default="1" w:styleId="a1">
     <w:name w:val="Normal Table"/>
+    <w:uiPriority w:val="99"/>
     <w:semiHidden/>
+    <w:unhideWhenUsed/>
     <w:tblPr>
       <w:tblInd w:w="0" w:type="dxa"/>
       <w:tblCellMar>
@@ -1787,7 +1923,9 @@
   </w:style>
   <w:style w:type="numbering" w:default="1" w:styleId="a2">
     <w:name w:val="No List"/>
+    <w:uiPriority w:val="99"/>
     <w:semiHidden/>
+    <w:unhideWhenUsed/>
   </w:style>
   <w:style w:type="paragraph" w:styleId="a3">
     <w:name w:val="header"/>
